--- a/docs/交付材料/05-测试分析报告.docx
+++ b/docs/交付材料/05-测试分析报告.docx
@@ -1383,7 +1383,7 @@
                 <w:sz w:val="21"/>
                 <w:szCs w:val="21"/>
               </w:rPr>
-              <w:t xml:space="preserve">B 侧 verify_day1 / verify_day2：契约逐词校验、事件 ID 字段断言、会话重建、异常规则命中与不误报、目录容错、真实产物逐行校验、Linux 双格式断言</w:t>
+              <w:t xml:space="preserve">B 侧 verify_day1 / verify_day2：契约逐词校验、事件 ID 字段断言、会话重建、异常规则命中与不误报、目录容错、真实产物逐行校验、Linux 双格式断言、文件删除/改名与内存行为分析断言</w:t>
             </w:r>
           </w:p>
         </w:tc>
@@ -3527,7 +3527,7 @@
                 <w:sz w:val="21"/>
                 <w:szCs w:val="21"/>
               </w:rPr>
-              <w:t xml:space="preserve">合并 Zeek JSON 流 613 会话；主机事件 23,320 条</w:t>
+              <w:t xml:space="preserve">合并 Zeek JSON 流 613 会话；主机事件 62,698 条</w:t>
             </w:r>
           </w:p>
         </w:tc>
@@ -6598,7 +6598,7 @@
           <w:sz w:val="21"/>
           <w:szCs w:val="21"/>
         </w:rPr>
-        <w:t xml:space="preserve">表 31　verify_day2（7 项）</w:t>
+        <w:t xml:space="preserve">表 31　verify_day2（10 项）</w:t>
       </w:r>
     </w:p>
     <w:tbl>
@@ -6733,7 +6733,7 @@
                 <w:sz w:val="21"/>
                 <w:szCs w:val="21"/>
               </w:rPr>
-              <w:t xml:space="preserve">EVENT_TYPES 与 V2 冻结词表 31 词逐词一致（含 log_cleared）</w:t>
+              <w:t xml:space="preserve">EVENT_TYPES 与 V2 冻结词表 33 词逐词一致（含 log_cleared 与进程内存 2 词）</w:t>
             </w:r>
           </w:p>
         </w:tc>
@@ -8831,7 +8831,7 @@
           <w:sz w:val="24"/>
           <w:szCs w:val="24"/>
         </w:rPr>
-        <w:t xml:space="preserve">系统通过了三层自动化测试（182 例 pytest、16 项模块自检、5 批契约守卫）与两类真实数据验证：在公开数据集上验证了格式兼容与规则有效性（CTU-13 感染主机攻击行为全部精确命中、APT29 父技术级命中与 GT 外发现），在 9 节点自建靶场上验证了完整入侵链的多源采集、事件化、契约入库、跨源关联与前端呈现全流程（47,195 条主机事件 + 720 条网络/防火墙事件，命令注入初始访问、SSH 横向、疑似入侵点均由规则直接告警并还原出完整攻击路径）。测试中发现的问题已全部修复并回归，遗留项均为明确的设计权衡并已列入改进方向。测试结论：系统达到题目测试要求(1)(2)的验收标准，判定为通过。</w:t>
+        <w:t xml:space="preserve">系统通过了三层自动化测试（182 例 pytest、17 项模块自检、5 批契约守卫）与两类真实数据验证：在公开数据集上验证了格式兼容与规则有效性（CTU-13 感染主机攻击行为全部精确命中、APT29 父技术级命中与 GT 外发现；内存行为分析在 62,698 条 APT29 主机事件上命中可疑内存访问 1,256、lsass 凭据访问 5、反射加载 2），在 9 节点自建靶场上验证了完整入侵链的多源采集、事件化、契约入库、跨源关联与前端呈现全流程（47,195 条主机事件 + 720 条网络/防火墙事件，命令注入初始访问、SSH 横向、疑似入侵点均由规则直接告警并还原出完整攻击路径）。测试中发现的问题已全部修复并回归，遗留项均为明确的设计权衡并已列入改进方向。测试结论：系统达到题目测试要求(1)(2)的验收标准，判定为通过。</w:t>
       </w:r>
     </w:p>
     <w:sectPr>
